--- a/episodes/The_Dark_Rise_Episode_90.docx
+++ b/episodes/The_Dark_Rise_Episode_90.docx
@@ -154,20 +154,7 @@
     </w:p>
     <w:p>
       <w:pPr>
-        <w:spacing w:after="0" w:line="360"/>
-      </w:pPr>
-      <w:r>
-        <w:rPr>
-          <w:rFonts w:ascii="Georgia" w:hAnsi="Georgia" w:cs="Georgia"/>
-          <w:sz w:val="24"/>
-          <w:szCs w:val="24"/>
-        </w:rPr>
-        <w:t xml:space="preserve"/>
-      </w:r>
-    </w:p>
-    <w:p>
-      <w:pPr>
-        <w:spacing w:after="60" w:line="360"/>
+        <w:spacing w:after="60" w:line="360" w:before="480"/>
         <w:ind w:firstLine="360"/>
       </w:pPr>
       <w:r>
@@ -251,20 +238,7 @@
     </w:p>
     <w:p>
       <w:pPr>
-        <w:spacing w:after="0" w:line="360"/>
-      </w:pPr>
-      <w:r>
-        <w:rPr>
-          <w:rFonts w:ascii="Georgia" w:hAnsi="Georgia" w:cs="Georgia"/>
-          <w:sz w:val="24"/>
-          <w:szCs w:val="24"/>
-        </w:rPr>
-        <w:t xml:space="preserve"/>
-      </w:r>
-    </w:p>
-    <w:p>
-      <w:pPr>
-        <w:spacing w:after="60" w:line="360"/>
+        <w:spacing w:after="60" w:line="360" w:before="480"/>
         <w:ind w:firstLine="360"/>
       </w:pPr>
       <w:r>

--- a/episodes/The_Dark_Rise_Episode_90.docx
+++ b/episodes/The_Dark_Rise_Episode_90.docx
@@ -79,7 +79,7 @@
           <w:sz w:val="24"/>
           <w:szCs w:val="24"/>
         </w:rPr>
-        <w:t xml:space="preserve">The compound, with nearly every soldier Chidebe owned ringing the market's edge, held only a handful of watchers that night, a fact no one had spoken aloud because no one had believed it mattered. A hunter who avoided force, who valued patience over confrontation, was not the kind of danger a thin guard was built to stop. That belief had held for three seasons. It held for exactly as long as Mfoniso needed it to.</w:t>
+        <w:t xml:space="preserve">The compound, with nearly every soldier Chidebe owned ringing the market's edge, held only a handful of watchers that night, a fact no one had spoken aloud because no one had believed it mattered. A hunter who avoided force, who valued patience over confrontation, was not the kind of danger a thin guard was built to stop. That belief had held for three seasons. It held for exactly as long as Mfoniso needed it to. The night itself seemed to cooperate with the thinness, moonless and mild, the kind of dark that made a small watch feel sufficient right up until it was not.</w:t>
       </w:r>
     </w:p>
     <w:p>
